--- a/lessons/8-1/downloads/reveal/teacher/8.1-prerequisite-practice-answer-key.docx
+++ b/lessons/8-1/downloads/reveal/teacher/8.1-prerequisite-practice-answer-key.docx
@@ -13,7 +13,7 @@
           <w:caps/>
           <w:color w:val="003A70"/>
           <w:spacing w:val="12"/>
-          <w:sz w:val="19"/>
+          <w:sz w:val="22"/>
           <w:szCs w:val="19"/>
         </w:rPr>
         <w:t xml:space="preserve">Lesson 8-1  ·  Prerequisite Practice  ·  Answer Key</w:t>
@@ -21,6 +21,7 @@
     </w:p>
     <w:p>
       <w:pPr>
+        <w:pStyle w:val="Heading1"/>
         <w:spacing w:before="0" w:after="10" w:line="240" w:lineRule="auto"/>
       </w:pPr>
       <w:r>
@@ -45,7 +46,7 @@
         <w:rPr>
           <w:rFonts w:ascii="Avenir Next" w:hAnsi="Avenir Next" w:cs="Avenir Next" w:eastAsia="Avenir Next"/>
           <w:color w:val="5A5F66"/>
-          <w:sz w:val="17"/>
+          <w:sz w:val="22"/>
           <w:szCs w:val="17"/>
         </w:rPr>
         <w:t xml:space="preserve">Teacher use. Each sheet practices two earlier skills the session depends on. Step-frame answers are shown in order.</w:t>
@@ -85,6 +86,7 @@
           </w:tcPr>
           <w:p>
             <w:pPr>
+              <w:pStyle w:val="Heading2"/>
               <w:keepNext/>
               <w:pBdr>
                 <w:bottom w:val="single" w:sz="8" w:space="3" w:color="003A70"/>
@@ -100,7 +102,7 @@
                 <w:b/>
                 <w:color w:val="003A70"/>
                 <w:spacing w:val="14"/>
-                <w:sz w:val="19"/>
+                <w:sz w:val="22"/>
                 <w:szCs w:val="19"/>
               </w:rPr>
               <w:t xml:space="preserve">SESSION 1  ·  PRACTICE A</w:t>
@@ -119,7 +121,7 @@
                 <w:rFonts w:ascii="Avenir Next" w:hAnsi="Avenir Next" w:cs="Avenir Next" w:eastAsia="Avenir Next"/>
                 <w:i/>
                 <w:color w:val="5A5F66"/>
-                <w:sz w:val="17"/>
+                <w:sz w:val="22"/>
                 <w:szCs w:val="17"/>
               </w:rPr>
               <w:t xml:space="preserve">Add and Subtract Two-Digit Numbers · Find the Unknown Number</w:t>
@@ -138,7 +140,7 @@
                 <w:rFonts w:ascii="Avenir Next" w:hAnsi="Avenir Next" w:cs="Avenir Next" w:eastAsia="Avenir Next"/>
                 <w:b/>
                 <w:color w:val="1A1A1A"/>
-                <w:sz w:val="17"/>
+                <w:sz w:val="22"/>
                 <w:szCs w:val="17"/>
               </w:rPr>
               <w:t xml:space="preserve">1.</w:t>
@@ -156,7 +158,7 @@
               <w:rPr>
                 <w:rFonts w:ascii="Avenir Next" w:hAnsi="Avenir Next" w:cs="Avenir Next" w:eastAsia="Avenir Next"/>
                 <w:color w:val="1A1A1A"/>
-                <w:sz w:val="17"/>
+                <w:sz w:val="22"/>
                 <w:szCs w:val="17"/>
               </w:rPr>
               <w:t xml:space="preserve">Step 1: 10   Step 2: 37   Step 3: 32</w:t>
@@ -175,7 +177,7 @@
                 <w:rFonts w:ascii="Avenir Next" w:hAnsi="Avenir Next" w:cs="Avenir Next" w:eastAsia="Avenir Next"/>
                 <w:b/>
                 <w:color w:val="1A1A1A"/>
-                <w:sz w:val="17"/>
+                <w:sz w:val="22"/>
                 <w:szCs w:val="17"/>
               </w:rPr>
               <w:t xml:space="preserve">2.</w:t>
@@ -193,7 +195,7 @@
               <w:rPr>
                 <w:rFonts w:ascii="Avenir Next" w:hAnsi="Avenir Next" w:cs="Avenir Next" w:eastAsia="Avenir Next"/>
                 <w:color w:val="1A1A1A"/>
-                <w:sz w:val="17"/>
+                <w:sz w:val="22"/>
                 <w:szCs w:val="17"/>
               </w:rPr>
               <w:t xml:space="preserve">Step 1: 10   Step 2: 39   Step 3: 47</w:t>
@@ -212,7 +214,7 @@
                 <w:rFonts w:ascii="Avenir Next" w:hAnsi="Avenir Next" w:cs="Avenir Next" w:eastAsia="Avenir Next"/>
                 <w:b/>
                 <w:color w:val="1A1A1A"/>
-                <w:sz w:val="17"/>
+                <w:sz w:val="22"/>
                 <w:szCs w:val="17"/>
               </w:rPr>
               <w:t xml:space="preserve">3.</w:t>
@@ -230,7 +232,7 @@
               <w:rPr>
                 <w:rFonts w:ascii="Avenir Next" w:hAnsi="Avenir Next" w:cs="Avenir Next" w:eastAsia="Avenir Next"/>
                 <w:color w:val="1A1A1A"/>
-                <w:sz w:val="17"/>
+                <w:sz w:val="22"/>
                 <w:szCs w:val="17"/>
               </w:rPr>
               <w:t xml:space="preserve">a. 32  b. 25  c. 63  d. 35  e. 72  f. 58</w:t>
@@ -249,7 +251,7 @@
                 <w:rFonts w:ascii="Avenir Next" w:hAnsi="Avenir Next" w:cs="Avenir Next" w:eastAsia="Avenir Next"/>
                 <w:b/>
                 <w:color w:val="1A1A1A"/>
-                <w:sz w:val="17"/>
+                <w:sz w:val="22"/>
                 <w:szCs w:val="17"/>
               </w:rPr>
               <w:t xml:space="preserve">4.</w:t>
@@ -267,7 +269,7 @@
               <w:rPr>
                 <w:rFonts w:ascii="Avenir Next" w:hAnsi="Avenir Next" w:cs="Avenir Next" w:eastAsia="Avenir Next"/>
                 <w:color w:val="1A1A1A"/>
-                <w:sz w:val="17"/>
+                <w:sz w:val="22"/>
                 <w:szCs w:val="17"/>
               </w:rPr>
               <w:t xml:space="preserve">Step 1: 4   Step 2: 7   Step 3: 28</w:t>
@@ -286,7 +288,7 @@
                 <w:rFonts w:ascii="Avenir Next" w:hAnsi="Avenir Next" w:cs="Avenir Next" w:eastAsia="Avenir Next"/>
                 <w:b/>
                 <w:color w:val="1A1A1A"/>
-                <w:sz w:val="17"/>
+                <w:sz w:val="22"/>
                 <w:szCs w:val="17"/>
               </w:rPr>
               <w:t xml:space="preserve">5.</w:t>
@@ -304,7 +306,7 @@
               <w:rPr>
                 <w:rFonts w:ascii="Avenir Next" w:hAnsi="Avenir Next" w:cs="Avenir Next" w:eastAsia="Avenir Next"/>
                 <w:color w:val="1A1A1A"/>
-                <w:sz w:val="17"/>
+                <w:sz w:val="22"/>
                 <w:szCs w:val="17"/>
               </w:rPr>
               <w:t xml:space="preserve">Step 1: 5   Step 2: 9   Step 3: 45</w:t>
@@ -323,7 +325,7 @@
                 <w:rFonts w:ascii="Avenir Next" w:hAnsi="Avenir Next" w:cs="Avenir Next" w:eastAsia="Avenir Next"/>
                 <w:b/>
                 <w:color w:val="1A1A1A"/>
-                <w:sz w:val="17"/>
+                <w:sz w:val="22"/>
                 <w:szCs w:val="17"/>
               </w:rPr>
               <w:t xml:space="preserve">6.</w:t>
@@ -341,7 +343,7 @@
               <w:rPr>
                 <w:rFonts w:ascii="Avenir Next" w:hAnsi="Avenir Next" w:cs="Avenir Next" w:eastAsia="Avenir Next"/>
                 <w:color w:val="1A1A1A"/>
-                <w:sz w:val="17"/>
+                <w:sz w:val="22"/>
                 <w:szCs w:val="17"/>
               </w:rPr>
               <w:t xml:space="preserve">a. 6  b. 7  c. 9  d. 12  e. 9  f. 6</w:t>
@@ -360,7 +362,7 @@
                 <w:rFonts w:ascii="Avenir Next" w:hAnsi="Avenir Next" w:cs="Avenir Next" w:eastAsia="Avenir Next"/>
                 <w:b/>
                 <w:color w:val="1A1A1A"/>
-                <w:sz w:val="17"/>
+                <w:sz w:val="22"/>
                 <w:szCs w:val="17"/>
               </w:rPr>
               <w:t xml:space="preserve">7.</w:t>
@@ -379,7 +381,7 @@
                 <w:rFonts w:ascii="Avenir Next" w:hAnsi="Avenir Next" w:cs="Avenir Next" w:eastAsia="Avenir Next"/>
                 <w:b/>
                 <w:color w:val="1A1A1A"/>
-                <w:sz w:val="17"/>
+                <w:sz w:val="22"/>
                 <w:szCs w:val="17"/>
               </w:rPr>
               <w:t xml:space="preserve">A</w:t>
@@ -388,7 +390,7 @@
               <w:rPr>
                 <w:rFonts w:ascii="Avenir Next" w:hAnsi="Avenir Next" w:cs="Avenir Next" w:eastAsia="Avenir Next"/>
                 <w:color w:val="1A1A1A"/>
-                <w:sz w:val="17"/>
+                <w:sz w:val="22"/>
                 <w:szCs w:val="17"/>
               </w:rPr>
               <w:t xml:space="preserve">  (Yes: 5 × 9 = 45)</w:t>
@@ -402,6 +404,7 @@
           </w:tcPr>
           <w:p>
             <w:pPr>
+              <w:pStyle w:val="Heading2"/>
               <w:keepNext/>
               <w:pBdr>
                 <w:bottom w:val="single" w:sz="8" w:space="3" w:color="003A70"/>
@@ -417,7 +420,7 @@
                 <w:b/>
                 <w:color w:val="003A70"/>
                 <w:spacing w:val="14"/>
-                <w:sz w:val="19"/>
+                <w:sz w:val="22"/>
                 <w:szCs w:val="19"/>
               </w:rPr>
               <w:t xml:space="preserve">SESSION 1  ·  PRACTICE B</w:t>
@@ -436,7 +439,7 @@
                 <w:rFonts w:ascii="Avenir Next" w:hAnsi="Avenir Next" w:cs="Avenir Next" w:eastAsia="Avenir Next"/>
                 <w:i/>
                 <w:color w:val="5A5F66"/>
-                <w:sz w:val="17"/>
+                <w:sz w:val="22"/>
                 <w:szCs w:val="17"/>
               </w:rPr>
               <w:t xml:space="preserve">Evaluate Algebraic Expressions · Test Whether Both Sides Match</w:t>
@@ -455,7 +458,7 @@
                 <w:rFonts w:ascii="Avenir Next" w:hAnsi="Avenir Next" w:cs="Avenir Next" w:eastAsia="Avenir Next"/>
                 <w:b/>
                 <w:color w:val="1A1A1A"/>
-                <w:sz w:val="17"/>
+                <w:sz w:val="22"/>
                 <w:szCs w:val="17"/>
               </w:rPr>
               <w:t xml:space="preserve">1.</w:t>
@@ -473,7 +476,7 @@
               <w:rPr>
                 <w:rFonts w:ascii="Avenir Next" w:hAnsi="Avenir Next" w:cs="Avenir Next" w:eastAsia="Avenir Next"/>
                 <w:color w:val="1A1A1A"/>
-                <w:sz w:val="17"/>
+                <w:sz w:val="22"/>
                 <w:szCs w:val="17"/>
               </w:rPr>
               <w:t xml:space="preserve">Step 1: 60   Step 2: −   Step 3: 36</w:t>
@@ -492,7 +495,7 @@
                 <w:rFonts w:ascii="Avenir Next" w:hAnsi="Avenir Next" w:cs="Avenir Next" w:eastAsia="Avenir Next"/>
                 <w:b/>
                 <w:color w:val="1A1A1A"/>
-                <w:sz w:val="17"/>
+                <w:sz w:val="22"/>
                 <w:szCs w:val="17"/>
               </w:rPr>
               <w:t xml:space="preserve">2.</w:t>
@@ -510,7 +513,7 @@
               <w:rPr>
                 <w:rFonts w:ascii="Avenir Next" w:hAnsi="Avenir Next" w:cs="Avenir Next" w:eastAsia="Avenir Next"/>
                 <w:color w:val="1A1A1A"/>
-                <w:sz w:val="17"/>
+                <w:sz w:val="22"/>
                 <w:szCs w:val="17"/>
               </w:rPr>
               <w:t xml:space="preserve">Step 1: 5   Step 2: ×   Step 3: 35</w:t>
@@ -529,7 +532,7 @@
                 <w:rFonts w:ascii="Avenir Next" w:hAnsi="Avenir Next" w:cs="Avenir Next" w:eastAsia="Avenir Next"/>
                 <w:b/>
                 <w:color w:val="1A1A1A"/>
-                <w:sz w:val="17"/>
+                <w:sz w:val="22"/>
                 <w:szCs w:val="17"/>
               </w:rPr>
               <w:t xml:space="preserve">3.</w:t>
@@ -547,7 +550,7 @@
               <w:rPr>
                 <w:rFonts w:ascii="Avenir Next" w:hAnsi="Avenir Next" w:cs="Avenir Next" w:eastAsia="Avenir Next"/>
                 <w:color w:val="1A1A1A"/>
-                <w:sz w:val="17"/>
+                <w:sz w:val="22"/>
                 <w:szCs w:val="17"/>
               </w:rPr>
               <w:t xml:space="preserve">a. 25  b. 47  c. 32  d. 9  e. 41  f. 45</w:t>
@@ -566,7 +569,7 @@
                 <w:rFonts w:ascii="Avenir Next" w:hAnsi="Avenir Next" w:cs="Avenir Next" w:eastAsia="Avenir Next"/>
                 <w:b/>
                 <w:color w:val="1A1A1A"/>
-                <w:sz w:val="17"/>
+                <w:sz w:val="22"/>
                 <w:szCs w:val="17"/>
               </w:rPr>
               <w:t xml:space="preserve">4.</w:t>
@@ -584,7 +587,7 @@
               <w:rPr>
                 <w:rFonts w:ascii="Avenir Next" w:hAnsi="Avenir Next" w:cs="Avenir Next" w:eastAsia="Avenir Next"/>
                 <w:color w:val="1A1A1A"/>
-                <w:sz w:val="17"/>
+                <w:sz w:val="22"/>
                 <w:szCs w:val="17"/>
               </w:rPr>
               <w:t xml:space="preserve">Step 1: 28   Step 2: 28   Step 3: yes; true</w:t>
@@ -603,7 +606,7 @@
                 <w:rFonts w:ascii="Avenir Next" w:hAnsi="Avenir Next" w:cs="Avenir Next" w:eastAsia="Avenir Next"/>
                 <w:b/>
                 <w:color w:val="1A1A1A"/>
-                <w:sz w:val="17"/>
+                <w:sz w:val="22"/>
                 <w:szCs w:val="17"/>
               </w:rPr>
               <w:t xml:space="preserve">5.</w:t>
@@ -621,7 +624,7 @@
               <w:rPr>
                 <w:rFonts w:ascii="Avenir Next" w:hAnsi="Avenir Next" w:cs="Avenir Next" w:eastAsia="Avenir Next"/>
                 <w:color w:val="1A1A1A"/>
-                <w:sz w:val="17"/>
+                <w:sz w:val="22"/>
                 <w:szCs w:val="17"/>
               </w:rPr>
               <w:t xml:space="preserve">Step 1: 31   Step 2: 33   Step 3: no; false</w:t>
@@ -640,7 +643,7 @@
                 <w:rFonts w:ascii="Avenir Next" w:hAnsi="Avenir Next" w:cs="Avenir Next" w:eastAsia="Avenir Next"/>
                 <w:b/>
                 <w:color w:val="1A1A1A"/>
-                <w:sz w:val="17"/>
+                <w:sz w:val="22"/>
                 <w:szCs w:val="17"/>
               </w:rPr>
               <w:t xml:space="preserve">6.</w:t>
@@ -658,7 +661,7 @@
               <w:rPr>
                 <w:rFonts w:ascii="Avenir Next" w:hAnsi="Avenir Next" w:cs="Avenir Next" w:eastAsia="Avenir Next"/>
                 <w:color w:val="1A1A1A"/>
-                <w:sz w:val="17"/>
+                <w:sz w:val="22"/>
                 <w:szCs w:val="17"/>
               </w:rPr>
               <w:t xml:space="preserve">a. T  b. F  c. T  d. F  e. F  f. T</w:t>
@@ -677,7 +680,7 @@
                 <w:rFonts w:ascii="Avenir Next" w:hAnsi="Avenir Next" w:cs="Avenir Next" w:eastAsia="Avenir Next"/>
                 <w:b/>
                 <w:color w:val="1A1A1A"/>
-                <w:sz w:val="17"/>
+                <w:sz w:val="22"/>
                 <w:szCs w:val="17"/>
               </w:rPr>
               <w:t xml:space="preserve">7.</w:t>
@@ -696,7 +699,7 @@
                 <w:rFonts w:ascii="Avenir Next" w:hAnsi="Avenir Next" w:cs="Avenir Next" w:eastAsia="Avenir Next"/>
                 <w:b/>
                 <w:color w:val="1A1A1A"/>
-                <w:sz w:val="17"/>
+                <w:sz w:val="22"/>
                 <w:szCs w:val="17"/>
               </w:rPr>
               <w:t xml:space="preserve">B</w:t>
@@ -705,7 +708,7 @@
               <w:rPr>
                 <w:rFonts w:ascii="Avenir Next" w:hAnsi="Avenir Next" w:cs="Avenir Next" w:eastAsia="Avenir Next"/>
                 <w:color w:val="1A1A1A"/>
-                <w:sz w:val="17"/>
+                <w:sz w:val="22"/>
                 <w:szCs w:val="17"/>
               </w:rPr>
               <w:t xml:space="preserve">  (No: 5 × 6 = 30)</w:t>
@@ -753,6 +756,7 @@
           </w:tcPr>
           <w:p>
             <w:pPr>
+              <w:pStyle w:val="Heading2"/>
               <w:keepNext/>
               <w:pBdr>
                 <w:bottom w:val="single" w:sz="8" w:space="3" w:color="003A70"/>
@@ -768,7 +772,7 @@
                 <w:b/>
                 <w:color w:val="003A70"/>
                 <w:spacing w:val="14"/>
-                <w:sz w:val="19"/>
+                <w:sz w:val="22"/>
                 <w:szCs w:val="19"/>
               </w:rPr>
               <w:t xml:space="preserve">SESSION 2  ·  PRACTICE A</w:t>
@@ -787,7 +791,7 @@
                 <w:rFonts w:ascii="Avenir Next" w:hAnsi="Avenir Next" w:cs="Avenir Next" w:eastAsia="Avenir Next"/>
                 <w:i/>
                 <w:color w:val="5A5F66"/>
-                <w:sz w:val="17"/>
+                <w:sz w:val="22"/>
                 <w:szCs w:val="17"/>
               </w:rPr>
               <w:t xml:space="preserve">Round to Estimate · Model Parts and Wholes</w:t>
@@ -806,7 +810,7 @@
                 <w:rFonts w:ascii="Avenir Next" w:hAnsi="Avenir Next" w:cs="Avenir Next" w:eastAsia="Avenir Next"/>
                 <w:b/>
                 <w:color w:val="1A1A1A"/>
-                <w:sz w:val="17"/>
+                <w:sz w:val="22"/>
                 <w:szCs w:val="17"/>
               </w:rPr>
               <w:t xml:space="preserve">1.</w:t>
@@ -824,7 +828,7 @@
               <w:rPr>
                 <w:rFonts w:ascii="Avenir Next" w:hAnsi="Avenir Next" w:cs="Avenir Next" w:eastAsia="Avenir Next"/>
                 <w:color w:val="1A1A1A"/>
-                <w:sz w:val="17"/>
+                <w:sz w:val="22"/>
                 <w:szCs w:val="17"/>
               </w:rPr>
               <w:t xml:space="preserve">Step 1: 4 and 6   Step 2: 40 and 30   Step 3: about 10</w:t>
@@ -843,7 +847,7 @@
                 <w:rFonts w:ascii="Avenir Next" w:hAnsi="Avenir Next" w:cs="Avenir Next" w:eastAsia="Avenir Next"/>
                 <w:b/>
                 <w:color w:val="1A1A1A"/>
-                <w:sz w:val="17"/>
+                <w:sz w:val="22"/>
                 <w:szCs w:val="17"/>
               </w:rPr>
               <w:t xml:space="preserve">2.</w:t>
@@ -861,7 +865,7 @@
               <w:rPr>
                 <w:rFonts w:ascii="Avenir Next" w:hAnsi="Avenir Next" w:cs="Avenir Next" w:eastAsia="Avenir Next"/>
                 <w:color w:val="1A1A1A"/>
-                <w:sz w:val="17"/>
+                <w:sz w:val="22"/>
                 <w:szCs w:val="17"/>
               </w:rPr>
               <w:t xml:space="preserve">Step 1: 0 and 8   Step 2: 60   Step 3: about 30</w:t>
@@ -880,7 +884,7 @@
                 <w:rFonts w:ascii="Avenir Next" w:hAnsi="Avenir Next" w:cs="Avenir Next" w:eastAsia="Avenir Next"/>
                 <w:b/>
                 <w:color w:val="1A1A1A"/>
-                <w:sz w:val="17"/>
+                <w:sz w:val="22"/>
                 <w:szCs w:val="17"/>
               </w:rPr>
               <w:t xml:space="preserve">3.</w:t>
@@ -898,7 +902,7 @@
               <w:rPr>
                 <w:rFonts w:ascii="Avenir Next" w:hAnsi="Avenir Next" w:cs="Avenir Next" w:eastAsia="Avenir Next"/>
                 <w:color w:val="1A1A1A"/>
-                <w:sz w:val="17"/>
+                <w:sz w:val="22"/>
                 <w:szCs w:val="17"/>
               </w:rPr>
               <w:t xml:space="preserve">a. 80 + 20 = 100  b. 60 + 30 = 90  c. 80 − 50 = 30  d. 40 + 50 = 90</w:t>
@@ -917,7 +921,7 @@
                 <w:rFonts w:ascii="Avenir Next" w:hAnsi="Avenir Next" w:cs="Avenir Next" w:eastAsia="Avenir Next"/>
                 <w:b/>
                 <w:color w:val="1A1A1A"/>
-                <w:sz w:val="17"/>
+                <w:sz w:val="22"/>
                 <w:szCs w:val="17"/>
               </w:rPr>
               <w:t xml:space="preserve">4.</w:t>
@@ -935,7 +939,7 @@
               <w:rPr>
                 <w:rFonts w:ascii="Avenir Next" w:hAnsi="Avenir Next" w:cs="Avenir Next" w:eastAsia="Avenir Next"/>
                 <w:color w:val="1A1A1A"/>
-                <w:sz w:val="17"/>
+                <w:sz w:val="22"/>
                 <w:szCs w:val="17"/>
               </w:rPr>
               <w:t xml:space="preserve">Step 1: 30   Step 2: 18   Step 3: 12</w:t>
@@ -954,7 +958,7 @@
                 <w:rFonts w:ascii="Avenir Next" w:hAnsi="Avenir Next" w:cs="Avenir Next" w:eastAsia="Avenir Next"/>
                 <w:b/>
                 <w:color w:val="1A1A1A"/>
-                <w:sz w:val="17"/>
+                <w:sz w:val="22"/>
                 <w:szCs w:val="17"/>
               </w:rPr>
               <w:t xml:space="preserve">5.</w:t>
@@ -972,7 +976,7 @@
               <w:rPr>
                 <w:rFonts w:ascii="Avenir Next" w:hAnsi="Avenir Next" w:cs="Avenir Next" w:eastAsia="Avenir Next"/>
                 <w:color w:val="1A1A1A"/>
-                <w:sz w:val="17"/>
+                <w:sz w:val="22"/>
                 <w:szCs w:val="17"/>
               </w:rPr>
               <w:t xml:space="preserve">Step 1: 64   Step 2: 40   Step 3: 24</w:t>
@@ -991,7 +995,7 @@
                 <w:rFonts w:ascii="Avenir Next" w:hAnsi="Avenir Next" w:cs="Avenir Next" w:eastAsia="Avenir Next"/>
                 <w:b/>
                 <w:color w:val="1A1A1A"/>
-                <w:sz w:val="17"/>
+                <w:sz w:val="22"/>
                 <w:szCs w:val="17"/>
               </w:rPr>
               <w:t xml:space="preserve">6.</w:t>
@@ -1009,7 +1013,7 @@
               <w:rPr>
                 <w:rFonts w:ascii="Avenir Next" w:hAnsi="Avenir Next" w:cs="Avenir Next" w:eastAsia="Avenir Next"/>
                 <w:color w:val="1A1A1A"/>
-                <w:sz w:val="17"/>
+                <w:sz w:val="22"/>
                 <w:szCs w:val="17"/>
               </w:rPr>
               <w:t xml:space="preserve">a. 15  b. 25  c. 37  d. 35</w:t>
@@ -1028,7 +1032,7 @@
                 <w:rFonts w:ascii="Avenir Next" w:hAnsi="Avenir Next" w:cs="Avenir Next" w:eastAsia="Avenir Next"/>
                 <w:b/>
                 <w:color w:val="1A1A1A"/>
-                <w:sz w:val="17"/>
+                <w:sz w:val="22"/>
                 <w:szCs w:val="17"/>
               </w:rPr>
               <w:t xml:space="preserve">7.</w:t>
@@ -1047,7 +1051,7 @@
                 <w:rFonts w:ascii="Avenir Next" w:hAnsi="Avenir Next" w:cs="Avenir Next" w:eastAsia="Avenir Next"/>
                 <w:b/>
                 <w:color w:val="1A1A1A"/>
-                <w:sz w:val="17"/>
+                <w:sz w:val="22"/>
                 <w:szCs w:val="17"/>
               </w:rPr>
               <w:t xml:space="preserve">B</w:t>
@@ -1056,7 +1060,7 @@
               <w:rPr>
                 <w:rFonts w:ascii="Avenir Next" w:hAnsi="Avenir Next" w:cs="Avenir Next" w:eastAsia="Avenir Next"/>
                 <w:color w:val="1A1A1A"/>
-                <w:sz w:val="17"/>
+                <w:sz w:val="22"/>
                 <w:szCs w:val="17"/>
               </w:rPr>
               <w:t xml:space="preserve">  (36 − </w:t>
@@ -1066,7 +1070,7 @@
                 <w:rFonts w:ascii="Avenir Next" w:hAnsi="Avenir Next" w:cs="Avenir Next" w:eastAsia="Avenir Next"/>
                 <w:i/>
                 <w:color w:val="1A1A1A"/>
-                <w:sz w:val="17"/>
+                <w:sz w:val="22"/>
                 <w:szCs w:val="17"/>
               </w:rPr>
               <w:t xml:space="preserve">g</w:t>
@@ -1075,7 +1079,7 @@
               <w:rPr>
                 <w:rFonts w:ascii="Avenir Next" w:hAnsi="Avenir Next" w:cs="Avenir Next" w:eastAsia="Avenir Next"/>
                 <w:color w:val="1A1A1A"/>
-                <w:sz w:val="17"/>
+                <w:sz w:val="22"/>
                 <w:szCs w:val="17"/>
               </w:rPr>
               <w:t xml:space="preserve"> = 21)</w:t>
@@ -1089,6 +1093,7 @@
           </w:tcPr>
           <w:p>
             <w:pPr>
+              <w:pStyle w:val="Heading2"/>
               <w:keepNext/>
               <w:pBdr>
                 <w:bottom w:val="single" w:sz="8" w:space="3" w:color="003A70"/>
@@ -1104,7 +1109,7 @@
                 <w:b/>
                 <w:color w:val="003A70"/>
                 <w:spacing w:val="14"/>
-                <w:sz w:val="19"/>
+                <w:sz w:val="22"/>
                 <w:szCs w:val="19"/>
               </w:rPr>
               <w:t xml:space="preserve">SESSION 2  ·  PRACTICE B</w:t>
@@ -1123,7 +1128,7 @@
                 <w:rFonts w:ascii="Avenir Next" w:hAnsi="Avenir Next" w:cs="Avenir Next" w:eastAsia="Avenir Next"/>
                 <w:i/>
                 <w:color w:val="5A5F66"/>
-                <w:sz w:val="17"/>
+                <w:sz w:val="22"/>
                 <w:szCs w:val="17"/>
               </w:rPr>
               <w:t xml:space="preserve">Write Algebraic Expressions · Check a Solution by Substituting</w:t>
@@ -1142,7 +1147,7 @@
                 <w:rFonts w:ascii="Avenir Next" w:hAnsi="Avenir Next" w:cs="Avenir Next" w:eastAsia="Avenir Next"/>
                 <w:b/>
                 <w:color w:val="1A1A1A"/>
-                <w:sz w:val="17"/>
+                <w:sz w:val="22"/>
                 <w:szCs w:val="17"/>
               </w:rPr>
               <w:t xml:space="preserve">1.</w:t>
@@ -1160,7 +1165,7 @@
               <w:rPr>
                 <w:rFonts w:ascii="Avenir Next" w:hAnsi="Avenir Next" w:cs="Avenir Next" w:eastAsia="Avenir Next"/>
                 <w:color w:val="1A1A1A"/>
-                <w:sz w:val="17"/>
+                <w:sz w:val="22"/>
                 <w:szCs w:val="17"/>
               </w:rPr>
               <w:t xml:space="preserve">Step 1: c   Step 2: −   Step 3: c − 75</w:t>
@@ -1179,7 +1184,7 @@
                 <w:rFonts w:ascii="Avenir Next" w:hAnsi="Avenir Next" w:cs="Avenir Next" w:eastAsia="Avenir Next"/>
                 <w:b/>
                 <w:color w:val="1A1A1A"/>
-                <w:sz w:val="17"/>
+                <w:sz w:val="22"/>
                 <w:szCs w:val="17"/>
               </w:rPr>
               <w:t xml:space="preserve">2.</w:t>
@@ -1197,7 +1202,7 @@
               <w:rPr>
                 <w:rFonts w:ascii="Avenir Next" w:hAnsi="Avenir Next" w:cs="Avenir Next" w:eastAsia="Avenir Next"/>
                 <w:color w:val="1A1A1A"/>
-                <w:sz w:val="17"/>
+                <w:sz w:val="22"/>
                 <w:szCs w:val="17"/>
               </w:rPr>
               <w:t xml:space="preserve">Step 1: b   Step 2: ×   Step 3: 45b</w:t>
@@ -1216,7 +1221,7 @@
                 <w:rFonts w:ascii="Avenir Next" w:hAnsi="Avenir Next" w:cs="Avenir Next" w:eastAsia="Avenir Next"/>
                 <w:b/>
                 <w:color w:val="1A1A1A"/>
-                <w:sz w:val="17"/>
+                <w:sz w:val="22"/>
                 <w:szCs w:val="17"/>
               </w:rPr>
               <w:t xml:space="preserve">3.</w:t>
@@ -1234,7 +1239,7 @@
               <w:rPr>
                 <w:rFonts w:ascii="Avenir Next" w:hAnsi="Avenir Next" w:cs="Avenir Next" w:eastAsia="Avenir Next"/>
                 <w:color w:val="1A1A1A"/>
-                <w:sz w:val="17"/>
+                <w:sz w:val="22"/>
                 <w:szCs w:val="17"/>
               </w:rPr>
               <w:t xml:space="preserve">a. s + 20  b. m − 15  c. 6t  d. p − 9</w:t>
@@ -1253,7 +1258,7 @@
                 <w:rFonts w:ascii="Avenir Next" w:hAnsi="Avenir Next" w:cs="Avenir Next" w:eastAsia="Avenir Next"/>
                 <w:b/>
                 <w:color w:val="1A1A1A"/>
-                <w:sz w:val="17"/>
+                <w:sz w:val="22"/>
                 <w:szCs w:val="17"/>
               </w:rPr>
               <w:t xml:space="preserve">4.</w:t>
@@ -1271,7 +1276,7 @@
               <w:rPr>
                 <w:rFonts w:ascii="Avenir Next" w:hAnsi="Avenir Next" w:cs="Avenir Next" w:eastAsia="Avenir Next"/>
                 <w:color w:val="1A1A1A"/>
-                <w:sz w:val="17"/>
+                <w:sz w:val="22"/>
                 <w:szCs w:val="17"/>
               </w:rPr>
               <w:t xml:space="preserve">Step 1: 4   Step 2: 180   Step 3: yes, b = 4 is the solution</w:t>
@@ -1290,7 +1295,7 @@
                 <w:rFonts w:ascii="Avenir Next" w:hAnsi="Avenir Next" w:cs="Avenir Next" w:eastAsia="Avenir Next"/>
                 <w:b/>
                 <w:color w:val="1A1A1A"/>
-                <w:sz w:val="17"/>
+                <w:sz w:val="22"/>
                 <w:szCs w:val="17"/>
               </w:rPr>
               <w:t xml:space="preserve">5.</w:t>
@@ -1308,7 +1313,7 @@
               <w:rPr>
                 <w:rFonts w:ascii="Avenir Next" w:hAnsi="Avenir Next" w:cs="Avenir Next" w:eastAsia="Avenir Next"/>
                 <w:color w:val="1A1A1A"/>
-                <w:sz w:val="17"/>
+                <w:sz w:val="22"/>
                 <w:szCs w:val="17"/>
               </w:rPr>
               <w:t xml:space="preserve">Step 1: 50   Step 2: 35   Step 3: no, m = 50 is not the solution</w:t>
@@ -1327,7 +1332,7 @@
                 <w:rFonts w:ascii="Avenir Next" w:hAnsi="Avenir Next" w:cs="Avenir Next" w:eastAsia="Avenir Next"/>
                 <w:b/>
                 <w:color w:val="1A1A1A"/>
-                <w:sz w:val="17"/>
+                <w:sz w:val="22"/>
                 <w:szCs w:val="17"/>
               </w:rPr>
               <w:t xml:space="preserve">6.</w:t>
@@ -1345,7 +1350,7 @@
               <w:rPr>
                 <w:rFonts w:ascii="Avenir Next" w:hAnsi="Avenir Next" w:cs="Avenir Next" w:eastAsia="Avenir Next"/>
                 <w:color w:val="1A1A1A"/>
-                <w:sz w:val="17"/>
+                <w:sz w:val="22"/>
                 <w:szCs w:val="17"/>
               </w:rPr>
               <w:t xml:space="preserve">a. yes  b. yes  c. no  d. yes</w:t>
@@ -1364,7 +1369,7 @@
                 <w:rFonts w:ascii="Avenir Next" w:hAnsi="Avenir Next" w:cs="Avenir Next" w:eastAsia="Avenir Next"/>
                 <w:b/>
                 <w:color w:val="1A1A1A"/>
-                <w:sz w:val="17"/>
+                <w:sz w:val="22"/>
                 <w:szCs w:val="17"/>
               </w:rPr>
               <w:t xml:space="preserve">7.</w:t>
@@ -1383,7 +1388,7 @@
                 <w:rFonts w:ascii="Avenir Next" w:hAnsi="Avenir Next" w:cs="Avenir Next" w:eastAsia="Avenir Next"/>
                 <w:b/>
                 <w:color w:val="1A1A1A"/>
-                <w:sz w:val="17"/>
+                <w:sz w:val="22"/>
                 <w:szCs w:val="17"/>
               </w:rPr>
               <w:t xml:space="preserve">A</w:t>
@@ -1392,7 +1397,7 @@
               <w:rPr>
                 <w:rFonts w:ascii="Avenir Next" w:hAnsi="Avenir Next" w:cs="Avenir Next" w:eastAsia="Avenir Next"/>
                 <w:color w:val="1A1A1A"/>
-                <w:sz w:val="17"/>
+                <w:sz w:val="22"/>
                 <w:szCs w:val="17"/>
               </w:rPr>
               <w:t xml:space="preserve">  (No: 30 + 58 = 88)</w:t>
@@ -1489,7 +1494,106 @@
               <w:sz w:val="15"/>
               <w:szCs w:val="15"/>
             </w:rPr>
-            <w:t xml:space="preserve">Lesson 8-1  ·  Prerequisite Practice  ·  Answer Key</w:t>
+            <w:t xml:space="preserve">8-1 · Page </w:t>
+          </w:r>
+          <w:r>
+            <w:rPr>
+              <w:rFonts w:ascii="Avenir Next" w:hAnsi="Avenir Next" w:cs="Avenir Next" w:eastAsia="Avenir Next"/>
+              <w:color w:val="5A5F66"/>
+              <w:sz w:val="15"/>
+              <w:szCs w:val="15"/>
+            </w:rPr>
+            <w:fldChar w:fldCharType="begin"/>
+          </w:r>
+          <w:r>
+            <w:rPr>
+              <w:rFonts w:ascii="Avenir Next" w:hAnsi="Avenir Next" w:cs="Avenir Next" w:eastAsia="Avenir Next"/>
+              <w:color w:val="5A5F66"/>
+              <w:sz w:val="15"/>
+              <w:szCs w:val="15"/>
+            </w:rPr>
+            <w:instrText xml:space="preserve"> PAGE </w:instrText>
+          </w:r>
+          <w:r>
+            <w:rPr>
+              <w:rFonts w:ascii="Avenir Next" w:hAnsi="Avenir Next" w:cs="Avenir Next" w:eastAsia="Avenir Next"/>
+              <w:color w:val="5A5F66"/>
+              <w:sz w:val="15"/>
+              <w:szCs w:val="15"/>
+            </w:rPr>
+            <w:fldChar w:fldCharType="separate"/>
+          </w:r>
+          <w:r>
+            <w:rPr>
+              <w:rFonts w:ascii="Avenir Next" w:hAnsi="Avenir Next" w:cs="Avenir Next" w:eastAsia="Avenir Next"/>
+              <w:color w:val="5A5F66"/>
+              <w:sz w:val="15"/>
+              <w:szCs w:val="15"/>
+            </w:rPr>
+            <w:t xml:space="preserve">1</w:t>
+          </w:r>
+          <w:r>
+            <w:rPr>
+              <w:rFonts w:ascii="Avenir Next" w:hAnsi="Avenir Next" w:cs="Avenir Next" w:eastAsia="Avenir Next"/>
+              <w:color w:val="5A5F66"/>
+              <w:sz w:val="15"/>
+              <w:szCs w:val="15"/>
+            </w:rPr>
+            <w:fldChar w:fldCharType="end"/>
+          </w:r>
+          <w:r>
+            <w:rPr>
+              <w:rFonts w:ascii="Avenir Next" w:hAnsi="Avenir Next" w:cs="Avenir Next" w:eastAsia="Avenir Next"/>
+              <w:color w:val="5A5F66"/>
+              <w:sz w:val="15"/>
+              <w:szCs w:val="15"/>
+            </w:rPr>
+            <w:t xml:space="preserve"> of </w:t>
+          </w:r>
+          <w:r>
+            <w:rPr>
+              <w:rFonts w:ascii="Avenir Next" w:hAnsi="Avenir Next" w:cs="Avenir Next" w:eastAsia="Avenir Next"/>
+              <w:color w:val="5A5F66"/>
+              <w:sz w:val="15"/>
+              <w:szCs w:val="15"/>
+            </w:rPr>
+            <w:fldChar w:fldCharType="begin"/>
+          </w:r>
+          <w:r>
+            <w:rPr>
+              <w:rFonts w:ascii="Avenir Next" w:hAnsi="Avenir Next" w:cs="Avenir Next" w:eastAsia="Avenir Next"/>
+              <w:color w:val="5A5F66"/>
+              <w:sz w:val="15"/>
+              <w:szCs w:val="15"/>
+            </w:rPr>
+            <w:instrText xml:space="preserve"> NUMPAGES </w:instrText>
+          </w:r>
+          <w:r>
+            <w:rPr>
+              <w:rFonts w:ascii="Avenir Next" w:hAnsi="Avenir Next" w:cs="Avenir Next" w:eastAsia="Avenir Next"/>
+              <w:color w:val="5A5F66"/>
+              <w:sz w:val="15"/>
+              <w:szCs w:val="15"/>
+            </w:rPr>
+            <w:fldChar w:fldCharType="separate"/>
+          </w:r>
+          <w:r>
+            <w:rPr>
+              <w:rFonts w:ascii="Avenir Next" w:hAnsi="Avenir Next" w:cs="Avenir Next" w:eastAsia="Avenir Next"/>
+              <w:color w:val="5A5F66"/>
+              <w:sz w:val="15"/>
+              <w:szCs w:val="15"/>
+            </w:rPr>
+            <w:t xml:space="preserve">1</w:t>
+          </w:r>
+          <w:r>
+            <w:rPr>
+              <w:rFonts w:ascii="Avenir Next" w:hAnsi="Avenir Next" w:cs="Avenir Next" w:eastAsia="Avenir Next"/>
+              <w:color w:val="5A5F66"/>
+              <w:sz w:val="15"/>
+              <w:szCs w:val="15"/>
+            </w:rPr>
+            <w:fldChar w:fldCharType="end"/>
           </w:r>
         </w:p>
       </w:tc>
@@ -1532,5 +1636,23 @@
       </w:tblCellMar>
     </w:tblPr>
   </w:style>
+  <w:style w:type="paragraph" w:styleId="Heading1">
+    <w:name w:val="heading 1"/>
+    <w:basedOn w:val="Normal"/>
+    <w:pPr>
+      <w:outlineLvl w:val="0"/>
+      <w:keepNext w:val="0"/>
+      <w:keepLines w:val="0"/>
+    </w:pPr>
+  </w:style>
+  <w:style w:type="paragraph" w:styleId="Heading2">
+    <w:name w:val="heading 2"/>
+    <w:basedOn w:val="Normal"/>
+    <w:pPr>
+      <w:outlineLvl w:val="1"/>
+      <w:keepNext w:val="0"/>
+      <w:keepLines w:val="0"/>
+    </w:pPr>
+  </w:style>
 </w:styles>
 </file>